--- a/tillsyn/A 41470-2026 tillsynsbegäran.docx
+++ b/tillsyn/A 41470-2026 tillsynsbegäran.docx
@@ -256,7 +256,7 @@
     <w:r>
       <w:tab/>
       <w:tab/>
-      <w:t>2026-10-07</w:t>
+      <w:t>2026-10-08</w:t>
       <w:br/>
       <w:br/>
     </w:r>

--- a/tillsyn/A 41470-2026 tillsynsbegäran.docx
+++ b/tillsyn/A 41470-2026 tillsynsbegäran.docx
@@ -256,7 +256,7 @@
     <w:r>
       <w:tab/>
       <w:tab/>
-      <w:t>2026-10-08</w:t>
+      <w:t>2026-10-09</w:t>
       <w:br/>
       <w:br/>
     </w:r>

--- a/tillsyn/A 41470-2026 tillsynsbegäran.docx
+++ b/tillsyn/A 41470-2026 tillsynsbegäran.docx
@@ -7,7 +7,7 @@
         <w:pStyle w:val="Title"/>
       </w:pPr>
       <w:r>
-        <w:t>Tillsynsbegäran – information om höga naturvärden i avverkningsanmälan A 41470-2026 i Piteå kommun</w:t>
+        <w:t>Tillsynsbegäran – information om höga naturvärden och fridlysta arter i avverkningsanmälan A 41470-2026 i Piteå kommun</w:t>
       </w:r>
     </w:p>
     <w:p>
@@ -22,7 +22,7 @@
       <w:r>
         <w:drawing>
           <wp:inline xmlns:a="http://schemas.openxmlformats.org/drawingml/2006/main" xmlns:pic="http://schemas.openxmlformats.org/drawingml/2006/picture">
-            <wp:extent cx="5486400" cy="4453222"/>
+            <wp:extent cx="5486400" cy="4572000"/>
             <wp:docPr id="1" name="Picture 1"/>
             <wp:cNvGraphicFramePr>
               <a:graphicFrameLocks noChangeAspect="1"/>
@@ -43,7 +43,7 @@
                   <pic:spPr>
                     <a:xfrm>
                       <a:off x="0" y="0"/>
-                      <a:ext cx="5486400" cy="4453222"/>
+                      <a:ext cx="5486400" cy="4572000"/>
                     </a:xfrm>
                     <a:prstGeom prst="rect"/>
                   </pic:spPr>
@@ -65,7 +65,7 @@
     </w:p>
     <w:p>
       <w:r>
-        <w:t>I avverkningsanmälan finns fynd av 1 naturvårdsarter, varav 1 är rödlistad och 1 är typisk (T): garnlav (VU, T). Se Figur 1.</w:t>
+        <w:t>I avverkningsanmälan finns fynd av 2 naturvårdsarter, varav 1 är rödlistad, 1 är fridlyst och 1 är typisk (T): garnlav (VU, T) och fläcknycklar (§8). Se Figur 1.</w:t>
       </w:r>
     </w:p>
     <w:p>
@@ -256,7 +256,7 @@
     <w:r>
       <w:tab/>
       <w:tab/>
-      <w:t>2026-10-09</w:t>
+      <w:t>2026-10-10</w:t>
       <w:br/>
       <w:br/>
     </w:r>

--- a/tillsyn/A 41470-2026 tillsynsbegäran.docx
+++ b/tillsyn/A 41470-2026 tillsynsbegäran.docx
@@ -256,7 +256,7 @@
     <w:r>
       <w:tab/>
       <w:tab/>
-      <w:t>2026-10-10</w:t>
+      <w:t>2026-10-11</w:t>
       <w:br/>
       <w:br/>
     </w:r>

--- a/tillsyn/A 41470-2026 tillsynsbegäran.docx
+++ b/tillsyn/A 41470-2026 tillsynsbegäran.docx
@@ -256,7 +256,7 @@
     <w:r>
       <w:tab/>
       <w:tab/>
-      <w:t>2026-10-11</w:t>
+      <w:t>2026-10-12</w:t>
       <w:br/>
       <w:br/>
     </w:r>

--- a/tillsyn/A 41470-2026 tillsynsbegäran.docx
+++ b/tillsyn/A 41470-2026 tillsynsbegäran.docx
@@ -256,7 +256,7 @@
     <w:r>
       <w:tab/>
       <w:tab/>
-      <w:t>2026-10-12</w:t>
+      <w:t>2026-10-13</w:t>
       <w:br/>
       <w:br/>
     </w:r>

--- a/tillsyn/A 41470-2026 tillsynsbegäran.docx
+++ b/tillsyn/A 41470-2026 tillsynsbegäran.docx
@@ -256,7 +256,7 @@
     <w:r>
       <w:tab/>
       <w:tab/>
-      <w:t>2026-10-13</w:t>
+      <w:t>2026-10-14</w:t>
       <w:br/>
       <w:br/>
     </w:r>

--- a/tillsyn/A 41470-2026 tillsynsbegäran.docx
+++ b/tillsyn/A 41470-2026 tillsynsbegäran.docx
@@ -256,7 +256,7 @@
     <w:r>
       <w:tab/>
       <w:tab/>
-      <w:t>2026-10-14</w:t>
+      <w:t>2026-10-15</w:t>
       <w:br/>
       <w:br/>
     </w:r>

--- a/tillsyn/A 41470-2026 tillsynsbegäran.docx
+++ b/tillsyn/A 41470-2026 tillsynsbegäran.docx
@@ -256,7 +256,7 @@
     <w:r>
       <w:tab/>
       <w:tab/>
-      <w:t>2026-10-15</w:t>
+      <w:t>2026-10-16</w:t>
       <w:br/>
       <w:br/>
     </w:r>

--- a/tillsyn/A 41470-2026 tillsynsbegäran.docx
+++ b/tillsyn/A 41470-2026 tillsynsbegäran.docx
@@ -256,7 +256,7 @@
     <w:r>
       <w:tab/>
       <w:tab/>
-      <w:t>2026-10-16</w:t>
+      <w:t>2026-10-17</w:t>
       <w:br/>
       <w:br/>
     </w:r>

--- a/tillsyn/A 41470-2026 tillsynsbegäran.docx
+++ b/tillsyn/A 41470-2026 tillsynsbegäran.docx
@@ -256,7 +256,7 @@
     <w:r>
       <w:tab/>
       <w:tab/>
-      <w:t>2026-10-17</w:t>
+      <w:t>2026-10-18</w:t>
       <w:br/>
       <w:br/>
     </w:r>

--- a/tillsyn/A 41470-2026 tillsynsbegäran.docx
+++ b/tillsyn/A 41470-2026 tillsynsbegäran.docx
@@ -256,7 +256,7 @@
     <w:r>
       <w:tab/>
       <w:tab/>
-      <w:t>2026-10-18</w:t>
+      <w:t>2026-10-19</w:t>
       <w:br/>
       <w:br/>
     </w:r>

--- a/tillsyn/A 41470-2026 tillsynsbegäran.docx
+++ b/tillsyn/A 41470-2026 tillsynsbegäran.docx
@@ -256,7 +256,7 @@
     <w:r>
       <w:tab/>
       <w:tab/>
-      <w:t>2026-10-19</w:t>
+      <w:t>2026-10-20</w:t>
       <w:br/>
       <w:br/>
     </w:r>

--- a/tillsyn/A 41470-2026 tillsynsbegäran.docx
+++ b/tillsyn/A 41470-2026 tillsynsbegäran.docx
@@ -256,7 +256,7 @@
     <w:r>
       <w:tab/>
       <w:tab/>
-      <w:t>2026-10-20</w:t>
+      <w:t>2026-10-21</w:t>
       <w:br/>
       <w:br/>
     </w:r>

--- a/tillsyn/A 41470-2026 tillsynsbegäran.docx
+++ b/tillsyn/A 41470-2026 tillsynsbegäran.docx
@@ -256,7 +256,7 @@
     <w:r>
       <w:tab/>
       <w:tab/>
-      <w:t>2026-10-21</w:t>
+      <w:t>2026-10-22</w:t>
       <w:br/>
       <w:br/>
     </w:r>

--- a/tillsyn/A 41470-2026 tillsynsbegäran.docx
+++ b/tillsyn/A 41470-2026 tillsynsbegäran.docx
@@ -256,7 +256,7 @@
     <w:r>
       <w:tab/>
       <w:tab/>
-      <w:t>2026-10-22</w:t>
+      <w:t>2026-10-23</w:t>
       <w:br/>
       <w:br/>
     </w:r>

--- a/tillsyn/A 41470-2026 tillsynsbegäran.docx
+++ b/tillsyn/A 41470-2026 tillsynsbegäran.docx
@@ -256,7 +256,7 @@
     <w:r>
       <w:tab/>
       <w:tab/>
-      <w:t>2026-10-23</w:t>
+      <w:t>2026-10-24</w:t>
       <w:br/>
       <w:br/>
     </w:r>

--- a/tillsyn/A 41470-2026 tillsynsbegäran.docx
+++ b/tillsyn/A 41470-2026 tillsynsbegäran.docx
@@ -256,7 +256,7 @@
     <w:r>
       <w:tab/>
       <w:tab/>
-      <w:t>2026-10-24</w:t>
+      <w:t>2026-10-25</w:t>
       <w:br/>
       <w:br/>
     </w:r>

--- a/tillsyn/A 41470-2026 tillsynsbegäran.docx
+++ b/tillsyn/A 41470-2026 tillsynsbegäran.docx
@@ -256,7 +256,7 @@
     <w:r>
       <w:tab/>
       <w:tab/>
-      <w:t>2026-10-25</w:t>
+      <w:t>2026-10-26</w:t>
       <w:br/>
       <w:br/>
     </w:r>

--- a/tillsyn/A 41470-2026 tillsynsbegäran.docx
+++ b/tillsyn/A 41470-2026 tillsynsbegäran.docx
@@ -256,7 +256,7 @@
     <w:r>
       <w:tab/>
       <w:tab/>
-      <w:t>2026-10-26</w:t>
+      <w:t>2026-10-27</w:t>
       <w:br/>
       <w:br/>
     </w:r>

--- a/tillsyn/A 41470-2026 tillsynsbegäran.docx
+++ b/tillsyn/A 41470-2026 tillsynsbegäran.docx
@@ -256,7 +256,7 @@
     <w:r>
       <w:tab/>
       <w:tab/>
-      <w:t>2026-10-27</w:t>
+      <w:t>2026-10-28</w:t>
       <w:br/>
       <w:br/>
     </w:r>

--- a/tillsyn/A 41470-2026 tillsynsbegäran.docx
+++ b/tillsyn/A 41470-2026 tillsynsbegäran.docx
@@ -256,7 +256,7 @@
     <w:r>
       <w:tab/>
       <w:tab/>
-      <w:t>2026-10-28</w:t>
+      <w:t>2026-10-29</w:t>
       <w:br/>
       <w:br/>
     </w:r>

--- a/tillsyn/A 41470-2026 tillsynsbegäran.docx
+++ b/tillsyn/A 41470-2026 tillsynsbegäran.docx
@@ -256,7 +256,7 @@
     <w:r>
       <w:tab/>
       <w:tab/>
-      <w:t>2026-10-29</w:t>
+      <w:t>2026-10-31</w:t>
       <w:br/>
       <w:br/>
     </w:r>
